--- a/backend_docx_templates/PP-05_03 Belt Scale.docx
+++ b/backend_docx_templates/PP-05_03 Belt Scale.docx
@@ -58,18 +58,10 @@
         </w:rPr>
       </w:pPr>
       <w:r>
-        <w:t xml:space="preserve">JOB </w:t>
-      </w:r>
-      <w:proofErr w:type="gramStart"/>
-      <w:r>
-        <w:t xml:space="preserve">No: </w:t>
-      </w:r>
-      <w:r>
-        <w:t>{{</w:t>
-      </w:r>
-      <w:proofErr w:type="gramEnd"/>
-      <w:r>
-        <w:t>job}}</w:t>
+        <w:t xml:space="preserve">JOB No: {{job}} </w:t>
+      </w:r>
+      <w:r>
+        <w:t xml:space="preserve">          </w:t>
       </w:r>
       <w:r>
         <w:tab/>
@@ -85,20 +77,7 @@
       </w:r>
       <w:r>
         <w:tab/>
-        <w:t xml:space="preserve">CUSTOMER </w:t>
-      </w:r>
-      <w:proofErr w:type="gramStart"/>
-      <w:r>
-        <w:t>NAME: {{</w:t>
-      </w:r>
-      <w:proofErr w:type="spellStart"/>
-      <w:proofErr w:type="gramEnd"/>
-      <w:r>
-        <w:t>cust</w:t>
-      </w:r>
-      <w:proofErr w:type="spellEnd"/>
-      <w:r>
-        <w:t>}}</w:t>
+        <w:t>CUSTOMER NAME: {{cust}}</w:t>
       </w:r>
     </w:p>
     <w:p>
@@ -113,58 +92,39 @@
       </w:pPr>
       <w:proofErr w:type="gramStart"/>
       <w:r>
-        <w:t>CAPACITY :</w:t>
+        <w:t>CAPACITY : {{cap}}</w:t>
       </w:r>
       <w:proofErr w:type="gramEnd"/>
       <w:r>
         <w:tab/>
-        <w:t>{{cap</w:t>
+      </w:r>
+      <w:r>
+        <w:tab/>
+      </w:r>
+      <w:r>
+        <w:tab/>
+      </w:r>
+      <w:r>
+        <w:t xml:space="preserve">             </w:t>
+      </w:r>
+      <w:r>
+        <w:tab/>
+      </w:r>
+      <w:r>
+        <w:tab/>
+        <w:t xml:space="preserve">CONVEYOR NO : {{cn}}</w:t>
       </w:r>
       <w:proofErr w:type="gramStart"/>
       <w:r>
-        <w:t>}}</w:t>
-      </w:r>
-      <w:r>
-        <w:t xml:space="preserve">   </w:t>
+        <w:t/>
+      </w:r>
+      <w:r>
+        <w:t xml:space="preserve"/>
+      </w:r>
+      <w:r>
+        <w:t/>
       </w:r>
       <w:proofErr w:type="gramEnd"/>
-      <w:r>
-        <w:t xml:space="preserve">          </w:t>
-      </w:r>
-      <w:r>
-        <w:tab/>
-      </w:r>
-      <w:r>
-        <w:tab/>
-      </w:r>
-      <w:r>
-        <w:t xml:space="preserve">           </w:t>
-      </w:r>
-      <w:r>
-        <w:t xml:space="preserve">CONVEYOR </w:t>
-      </w:r>
-      <w:proofErr w:type="gramStart"/>
-      <w:r>
-        <w:t>NO</w:t>
-      </w:r>
-      <w:r>
-        <w:t xml:space="preserve"> </w:t>
-      </w:r>
-      <w:r>
-        <w:t>:</w:t>
-      </w:r>
-      <w:proofErr w:type="gramEnd"/>
-      <w:r>
-        <w:t xml:space="preserve"> {{</w:t>
-      </w:r>
-      <w:proofErr w:type="spellStart"/>
-      <w:r>
-        <w:t>cn</w:t>
-      </w:r>
-      <w:proofErr w:type="spellEnd"/>
-      <w:r>
-        <w:t>}}</w:t>
-      </w:r>
     </w:p>
     <w:tbl>
       <w:tblPr>
@@ -321,7 +281,7 @@
             </w:r>
             <w:r>
               <w:br/>
-              <w:t>S/W Version: {{sw}}</w:t>
+              <w:t xml:space="preserve">S/W Version:  {{sw}}</w:t>
             </w:r>
             <w:r>
               <w:br/>
@@ -662,15 +622,15 @@
           </w:p>
           <w:p>
             <w:r>
-              <w:t xml:space="preserve">Neutral &amp; Earth, Line &amp; Earth                </w:t>
+              <w:t xml:space="preserve">Neutral &amp; Earth, Line &amp; Earth                  :   {{sc}}</w:t>
             </w:r>
             <w:proofErr w:type="gramStart"/>
             <w:r>
-              <w:t xml:space="preserve">  :</w:t>
+              <w:t xml:space="preserve"/>
             </w:r>
             <w:proofErr w:type="gramEnd"/>
             <w:r>
-              <w:t xml:space="preserve">   {{sc}}</w:t>
+              <w:t xml:space="preserve"/>
             </w:r>
           </w:p>
         </w:tc>
@@ -1602,7 +1562,7 @@
           </w:tcPr>
           <w:p>
             <w:r>
-              <w:t>{{sp8}}</w:t>
+              <w:t>4-20mA</w:t>
             </w:r>
           </w:p>
         </w:tc>
@@ -1618,7 +1578,7 @@
           </w:tcPr>
           <w:p>
             <w:r>
-              <w:t>{{ac8}}</w:t>
+              <w:t>4-20mA</w:t>
             </w:r>
           </w:p>
         </w:tc>
@@ -1746,9 +1706,11 @@
       </w:tr>
     </w:tbl>
     <w:p>
-      <w:r>
-        <w:tab/>
-      </w:r>
+      <w:pPr>
+        <w:tabs>
+          <w:tab w:val="left" w:pos="1200"/>
+        </w:tabs>
+      </w:pPr>
     </w:p>
     <w:p>
       <w:pPr>
@@ -1758,56 +1720,21 @@
         </w:rPr>
       </w:pPr>
       <w:r>
+        <w:tab/>
         <w:t>Resolution:</w:t>
       </w:r>
       <w:r>
-        <w:t xml:space="preserve"> </w:t>
-      </w:r>
-      <w:proofErr w:type="gramStart"/>
-      <w:r>
-        <w:t xml:space="preserve">          </w:t>
-      </w:r>
-      <w:r>
-        <w:t xml:space="preserve"> L: {{</w:t>
+        <w:t xml:space="preserve">           </w:t>
+      </w:r>
+      <w:r>
+        <w:t xml:space="preserve"> L: {{rl}}          S: {{rs}}          r: {{rr}}          t: {{rt}}</w:t>
       </w:r>
       <w:proofErr w:type="spellStart"/>
-      <w:proofErr w:type="gramEnd"/>
-      <w:r>
-        <w:t>rl</w:t>
+      <w:r>
+        <w:t/>
       </w:r>
       <w:proofErr w:type="spellEnd"/>
-      <w:proofErr w:type="gramStart"/>
-      <w:r>
-        <w:t xml:space="preserve">}}   </w:t>
-      </w:r>
-      <w:proofErr w:type="gramEnd"/>
-      <w:r>
-        <w:t xml:space="preserve">       S: {{rs</w:t>
-      </w:r>
-      <w:proofErr w:type="gramStart"/>
-      <w:r>
-        <w:t xml:space="preserve">}}   </w:t>
-      </w:r>
-      <w:proofErr w:type="gramEnd"/>
-      <w:r>
-        <w:t xml:space="preserve">       r: {{rr</w:t>
-      </w:r>
-      <w:proofErr w:type="gramStart"/>
-      <w:r>
-        <w:t xml:space="preserve">}}   </w:t>
-      </w:r>
-      <w:proofErr w:type="gramEnd"/>
-      <w:r>
-        <w:t xml:space="preserve">       t: {{rt}}</w:t>
-      </w:r>
-      <w:r>
-        <w:tab/>
-      </w:r>
-      <w:r>
-        <w:rPr>
-          <w:b/>
-          <w:sz w:val="22"/>
-        </w:rPr>
+      <w:r>
         <w:tab/>
       </w:r>
     </w:p>
@@ -2147,7 +2074,7 @@
           </w:tcPr>
           <w:p>
             <w:r>
-              <w:t>{{g10}}</w:t>
+              <w:t>{{g1_0}}</w:t>
             </w:r>
           </w:p>
         </w:tc>
@@ -2162,7 +2089,7 @@
           </w:tcPr>
           <w:p>
             <w:r>
-              <w:t>{{g11}}</w:t>
+              <w:t>{{g1_1}}</w:t>
             </w:r>
           </w:p>
         </w:tc>
@@ -2177,7 +2104,7 @@
           </w:tcPr>
           <w:p>
             <w:r>
-              <w:t>{{g12}}</w:t>
+              <w:t>{{g1_2}}</w:t>
             </w:r>
           </w:p>
         </w:tc>
@@ -2192,7 +2119,7 @@
           </w:tcPr>
           <w:p>
             <w:r>
-              <w:t>{{g13}}</w:t>
+              <w:t>{{g1_3}}</w:t>
             </w:r>
           </w:p>
         </w:tc>
@@ -2207,7 +2134,7 @@
           </w:tcPr>
           <w:p>
             <w:r>
-              <w:t>{{g14}}</w:t>
+              <w:t>{{g1_4}}</w:t>
             </w:r>
           </w:p>
         </w:tc>
@@ -2240,7 +2167,7 @@
           </w:tcPr>
           <w:p>
             <w:r>
-              <w:t>{{g20}}</w:t>
+              <w:t>{{g2_0}}</w:t>
             </w:r>
           </w:p>
         </w:tc>
@@ -2255,7 +2182,7 @@
           </w:tcPr>
           <w:p>
             <w:r>
-              <w:t>{{g21}}</w:t>
+              <w:t>{{g2_1}}</w:t>
             </w:r>
           </w:p>
         </w:tc>
@@ -2270,7 +2197,7 @@
           </w:tcPr>
           <w:p>
             <w:r>
-              <w:t>{{g22}}</w:t>
+              <w:t>{{g2_2}}</w:t>
             </w:r>
           </w:p>
         </w:tc>
@@ -2285,7 +2212,7 @@
           </w:tcPr>
           <w:p>
             <w:r>
-              <w:t>{{g23}}</w:t>
+              <w:t>{{g2_3}}</w:t>
             </w:r>
           </w:p>
         </w:tc>
@@ -2300,7 +2227,7 @@
           </w:tcPr>
           <w:p>
             <w:r>
-              <w:t>{{g24}}</w:t>
+              <w:t>{{g2_4}}</w:t>
             </w:r>
           </w:p>
         </w:tc>
@@ -2333,7 +2260,7 @@
           </w:tcPr>
           <w:p>
             <w:r>
-              <w:t>{{g30}}</w:t>
+              <w:t>{{g3_0}}</w:t>
             </w:r>
           </w:p>
         </w:tc>
@@ -2348,7 +2275,7 @@
           </w:tcPr>
           <w:p>
             <w:r>
-              <w:t>{{g31}}</w:t>
+              <w:t>{{g3_1}}</w:t>
             </w:r>
           </w:p>
         </w:tc>
@@ -2363,7 +2290,7 @@
           </w:tcPr>
           <w:p>
             <w:r>
-              <w:t>{{g32}}</w:t>
+              <w:t>{{g3_2}}</w:t>
             </w:r>
           </w:p>
         </w:tc>
@@ -2378,7 +2305,7 @@
           </w:tcPr>
           <w:p>
             <w:r>
-              <w:t>{{g33}}</w:t>
+              <w:t>{{g3_3}}</w:t>
             </w:r>
           </w:p>
         </w:tc>
@@ -2393,7 +2320,7 @@
           </w:tcPr>
           <w:p>
             <w:r>
-              <w:t>{{g34}}</w:t>
+              <w:t>{{g3_4}}</w:t>
             </w:r>
           </w:p>
         </w:tc>
@@ -2426,7 +2353,7 @@
           </w:tcPr>
           <w:p>
             <w:r>
-              <w:t>{{g40}}</w:t>
+              <w:t>{{g4_0}}</w:t>
             </w:r>
           </w:p>
         </w:tc>
@@ -2441,7 +2368,7 @@
           </w:tcPr>
           <w:p>
             <w:r>
-              <w:t>{{g41}}</w:t>
+              <w:t>{{g4_1}}</w:t>
             </w:r>
           </w:p>
         </w:tc>
@@ -2456,7 +2383,7 @@
           </w:tcPr>
           <w:p>
             <w:r>
-              <w:t>{{g42}}</w:t>
+              <w:t>{{g4_2}}</w:t>
             </w:r>
           </w:p>
         </w:tc>
@@ -2471,7 +2398,7 @@
           </w:tcPr>
           <w:p>
             <w:r>
-              <w:t>{{g43}}</w:t>
+              <w:t>{{g4_3}}</w:t>
             </w:r>
           </w:p>
         </w:tc>
@@ -2486,7 +2413,7 @@
           </w:tcPr>
           <w:p>
             <w:r>
-              <w:t>{{g44}}</w:t>
+              <w:t>{{g4_4}}</w:t>
             </w:r>
           </w:p>
         </w:tc>
@@ -2519,7 +2446,7 @@
           </w:tcPr>
           <w:p>
             <w:r>
-              <w:t>{{g50}}</w:t>
+              <w:t>{{g5_0}}</w:t>
             </w:r>
           </w:p>
         </w:tc>
@@ -2534,7 +2461,7 @@
           </w:tcPr>
           <w:p>
             <w:r>
-              <w:t>{{g51}}</w:t>
+              <w:t>{{g5_1}}</w:t>
             </w:r>
           </w:p>
         </w:tc>
@@ -2549,7 +2476,7 @@
           </w:tcPr>
           <w:p>
             <w:r>
-              <w:t>{{g52}}</w:t>
+              <w:t>{{g5_2}}</w:t>
             </w:r>
           </w:p>
         </w:tc>
@@ -2564,7 +2491,7 @@
           </w:tcPr>
           <w:p>
             <w:r>
-              <w:t>{{g53}}</w:t>
+              <w:t>{{g5_3}}</w:t>
             </w:r>
           </w:p>
         </w:tc>
@@ -2579,7 +2506,7 @@
           </w:tcPr>
           <w:p>
             <w:r>
-              <w:t>{{g54}}</w:t>
+              <w:t>{{g5_4}}</w:t>
             </w:r>
           </w:p>
         </w:tc>
@@ -2612,7 +2539,7 @@
           </w:tcPr>
           <w:p>
             <w:r>
-              <w:t>{{g60}}</w:t>
+              <w:t>{{g6_0}}</w:t>
             </w:r>
           </w:p>
         </w:tc>
@@ -2627,7 +2554,7 @@
           </w:tcPr>
           <w:p>
             <w:r>
-              <w:t>{{g61}}</w:t>
+              <w:t>{{g6_1}}</w:t>
             </w:r>
           </w:p>
         </w:tc>
@@ -2642,7 +2569,7 @@
           </w:tcPr>
           <w:p>
             <w:r>
-              <w:t>{{g62}}</w:t>
+              <w:t>{{g6_2}}</w:t>
             </w:r>
           </w:p>
         </w:tc>
@@ -2657,7 +2584,7 @@
           </w:tcPr>
           <w:p>
             <w:r>
-              <w:t>{{g63}}</w:t>
+              <w:t>{{g6_3}}</w:t>
             </w:r>
           </w:p>
         </w:tc>
@@ -2672,7 +2599,7 @@
           </w:tcPr>
           <w:p>
             <w:r>
-              <w:t>{{g64}}</w:t>
+              <w:t>{{g6_4}}</w:t>
             </w:r>
           </w:p>
         </w:tc>
@@ -2705,7 +2632,7 @@
           </w:tcPr>
           <w:p>
             <w:r>
-              <w:t>{{g70}}</w:t>
+              <w:t>{{g7_0}}</w:t>
             </w:r>
           </w:p>
         </w:tc>
@@ -2720,7 +2647,7 @@
           </w:tcPr>
           <w:p>
             <w:r>
-              <w:t>{{g71}}</w:t>
+              <w:t>{{g7_1}}</w:t>
             </w:r>
           </w:p>
         </w:tc>
@@ -2735,7 +2662,7 @@
           </w:tcPr>
           <w:p>
             <w:r>
-              <w:t>{{g72}}</w:t>
+              <w:t>{{g7_2}}</w:t>
             </w:r>
           </w:p>
         </w:tc>
@@ -2750,7 +2677,7 @@
           </w:tcPr>
           <w:p>
             <w:r>
-              <w:t>{{g73}}</w:t>
+              <w:t>{{g7_3}}</w:t>
             </w:r>
           </w:p>
         </w:tc>
@@ -2765,7 +2692,7 @@
           </w:tcPr>
           <w:p>
             <w:r>
-              <w:t>{{g74}}</w:t>
+              <w:t>{{g7_4}}</w:t>
             </w:r>
           </w:p>
         </w:tc>
@@ -2798,7 +2725,7 @@
           </w:tcPr>
           <w:p>
             <w:r>
-              <w:t>{{g80}}</w:t>
+              <w:t>{{g8_0}}</w:t>
             </w:r>
           </w:p>
         </w:tc>
@@ -2813,7 +2740,7 @@
           </w:tcPr>
           <w:p>
             <w:r>
-              <w:t>{{g81}}</w:t>
+              <w:t>{{g8_1}}</w:t>
             </w:r>
           </w:p>
         </w:tc>
@@ -2828,7 +2755,7 @@
           </w:tcPr>
           <w:p>
             <w:r>
-              <w:t>{{g82}}</w:t>
+              <w:t>{{g8_2}}</w:t>
             </w:r>
           </w:p>
         </w:tc>
@@ -2843,7 +2770,7 @@
           </w:tcPr>
           <w:p>
             <w:r>
-              <w:t>{{g83}}</w:t>
+              <w:t>{{g8_3}}</w:t>
             </w:r>
           </w:p>
         </w:tc>
@@ -2858,7 +2785,7 @@
           </w:tcPr>
           <w:p>
             <w:r>
-              <w:t>{{g84}}</w:t>
+              <w:t>{{g8_4}}</w:t>
             </w:r>
           </w:p>
         </w:tc>
@@ -2891,7 +2818,7 @@
           </w:tcPr>
           <w:p>
             <w:r>
-              <w:t>{{g90}}</w:t>
+              <w:t>{{g9_0}}</w:t>
             </w:r>
           </w:p>
         </w:tc>
@@ -2906,7 +2833,7 @@
           </w:tcPr>
           <w:p>
             <w:r>
-              <w:t>{{g91}}</w:t>
+              <w:t>{{g9_1}}</w:t>
             </w:r>
           </w:p>
         </w:tc>
@@ -2921,7 +2848,7 @@
           </w:tcPr>
           <w:p>
             <w:r>
-              <w:t>{{g92}}</w:t>
+              <w:t>{{g9_2}}</w:t>
             </w:r>
           </w:p>
         </w:tc>
@@ -2936,7 +2863,7 @@
           </w:tcPr>
           <w:p>
             <w:r>
-              <w:t>{{g93}}</w:t>
+              <w:t>{{g9_3}}</w:t>
             </w:r>
           </w:p>
         </w:tc>
@@ -2951,7 +2878,7 @@
           </w:tcPr>
           <w:p>
             <w:r>
-              <w:t>{{g94}}</w:t>
+              <w:t>{{g9_4}}</w:t>
             </w:r>
           </w:p>
         </w:tc>
@@ -2984,7 +2911,7 @@
           </w:tcPr>
           <w:p>
             <w:r>
-              <w:t>{{g100}}</w:t>
+              <w:t>{{g10_0}}</w:t>
             </w:r>
           </w:p>
         </w:tc>
@@ -2999,7 +2926,7 @@
           </w:tcPr>
           <w:p>
             <w:r>
-              <w:t>{{g101}}</w:t>
+              <w:t>{{g10_1}}</w:t>
             </w:r>
           </w:p>
         </w:tc>
@@ -3014,7 +2941,7 @@
           </w:tcPr>
           <w:p>
             <w:r>
-              <w:t>{{g102}}</w:t>
+              <w:t>{{g10_2}}</w:t>
             </w:r>
           </w:p>
         </w:tc>
@@ -3029,7 +2956,7 @@
           </w:tcPr>
           <w:p>
             <w:r>
-              <w:t>{{g103}}</w:t>
+              <w:t>{{g10_3}}</w:t>
             </w:r>
           </w:p>
         </w:tc>
@@ -3044,7 +2971,7 @@
           </w:tcPr>
           <w:p>
             <w:r>
-              <w:t>{{g104}}</w:t>
+              <w:t>{{g10_4}}</w:t>
             </w:r>
           </w:p>
         </w:tc>
@@ -3077,7 +3004,7 @@
           </w:tcPr>
           <w:p>
             <w:r>
-              <w:t>{{g110}}</w:t>
+              <w:t>{{g11_0}}</w:t>
             </w:r>
           </w:p>
         </w:tc>
@@ -3092,7 +3019,7 @@
           </w:tcPr>
           <w:p>
             <w:r>
-              <w:t>{{g111}}</w:t>
+              <w:t>{{g11_1}}</w:t>
             </w:r>
           </w:p>
         </w:tc>
@@ -3107,7 +3034,7 @@
           </w:tcPr>
           <w:p>
             <w:r>
-              <w:t>{{g112}}</w:t>
+              <w:t>{{g11_2}}</w:t>
             </w:r>
           </w:p>
         </w:tc>
@@ -3122,7 +3049,7 @@
           </w:tcPr>
           <w:p>
             <w:r>
-              <w:t>{{g113}}</w:t>
+              <w:t>{{g11_3}}</w:t>
             </w:r>
           </w:p>
         </w:tc>
@@ -3137,7 +3064,7 @@
           </w:tcPr>
           <w:p>
             <w:r>
-              <w:t>{{g114}}</w:t>
+              <w:t>{{g11_4}}</w:t>
             </w:r>
           </w:p>
         </w:tc>
@@ -3162,39 +3089,21 @@
     <w:p/>
     <w:p>
       <w:r>
-        <w:t xml:space="preserve">Instrument </w:t>
-      </w:r>
-      <w:proofErr w:type="gramStart"/>
-      <w:r>
-        <w:t>Used: {{</w:t>
-      </w:r>
-      <w:proofErr w:type="spellStart"/>
-      <w:proofErr w:type="gramEnd"/>
-      <w:r>
-        <w:t>inst</w:t>
-      </w:r>
-      <w:proofErr w:type="spellEnd"/>
-      <w:r>
-        <w:t>}}</w:t>
+        <w:t xml:space="preserve">Instrument Used: {{inst}}</w:t>
       </w:r>
     </w:p>
     <w:p>
       <w:pPr>
         <w:ind w:hanging="57"/>
+        <w:rPr>
+          <w:b/>
+        </w:rPr>
       </w:pPr>
       <w:r>
-        <w:t xml:space="preserve"> Tested </w:t>
-      </w:r>
-      <w:proofErr w:type="gramStart"/>
-      <w:r>
-        <w:t>by:</w:t>
-      </w:r>
-      <w:r>
-        <w:t xml:space="preserve"> {{</w:t>
-      </w:r>
-      <w:proofErr w:type="gramEnd"/>
-      <w:r>
-        <w:t>tb}}</w:t>
+        <w:t xml:space="preserve"> Tested by: {{tb}}</w:t>
+      </w:r>
+      <w:r>
+        <w:t xml:space="preserve">                                </w:t>
       </w:r>
       <w:r>
         <w:tab/>
@@ -3209,7 +3118,7 @@
         <w:tab/>
       </w:r>
       <w:r>
-        <w:t xml:space="preserve">               </w:t>
+        <w:t xml:space="preserve">                           </w:t>
       </w:r>
       <w:r>
         <w:t>Approved by: {{ab}}</w:t>
@@ -3226,16 +3135,11 @@
           <w:sz w:val="20"/>
         </w:rPr>
       </w:pPr>
-      <w:proofErr w:type="gramStart"/>
-      <w:r>
-        <w:t>Date:</w:t>
-      </w:r>
-      <w:r>
-        <w:t xml:space="preserve"> {{</w:t>
-      </w:r>
-      <w:proofErr w:type="gramEnd"/>
-      <w:r>
-        <w:t>dt}}</w:t>
+      <w:r>
+        <w:t>Date: {{dt}}</w:t>
+      </w:r>
+      <w:r>
+        <w:t xml:space="preserve">                            </w:t>
       </w:r>
       <w:r>
         <w:tab/>
@@ -3253,7 +3157,7 @@
         <w:tab/>
       </w:r>
       <w:r>
-        <w:t xml:space="preserve">            </w:t>
+        <w:t xml:space="preserve">                        </w:t>
       </w:r>
       <w:proofErr w:type="gramStart"/>
       <w:r>
